--- a/合集/合集目录.docx
+++ b/合集/合集目录.docx
@@ -29,7 +29,7 @@
           <w:color w:val="5F6368"/>
           <w:sz w:val="16"/>
         </w:rPr>
-        <w:t>登记 1 份｜待PDF 0 份｜更新 2026-09-15 12:05 UTC｜作者主页合订</w:t>
+        <w:t>登记 5 份｜待PDF 0 份｜更新 2026-09-15 22:45 UTC｜作者主页合订</w:t>
       </w:r>
     </w:p>
     <w:tbl>
@@ -346,6 +346,634 @@
                 <w:sz w:val="17"/>
               </w:rPr>
               <w:t>已生成（主页摘录）</w:t>
+            </w:r>
+          </w:p>
+        </w:tc>
+      </w:tr>
+      <w:tr>
+        <w:tc>
+          <w:tcPr>
+            <w:tcW w:type="dxa" w:w="720"/>
+            <w:vAlign w:val="center"/>
+            <w:shd w:fill="F6F8FA"/>
+          </w:tcPr>
+          <w:p>
+            <w:pPr>
+              <w:spacing w:before="0" w:after="0" w:line="240" w:lineRule="auto"/>
+              <w:jc w:val="center"/>
+            </w:pPr>
+            <w:r>
+              <w:rPr>
+                <w:rFonts w:ascii="宋体" w:hAnsi="宋体" w:eastAsia="宋体"/>
+                <w:b w:val="0"/>
+                <w:sz w:val="17"/>
+              </w:rPr>
+              <w:t>2</w:t>
+            </w:r>
+          </w:p>
+        </w:tc>
+        <w:tc>
+          <w:tcPr>
+            <w:tcW w:type="dxa" w:w="3384"/>
+            <w:vAlign w:val="center"/>
+            <w:shd w:fill="F6F8FA"/>
+          </w:tcPr>
+          <w:p>
+            <w:pPr>
+              <w:spacing w:before="0" w:after="0" w:line="240" w:lineRule="auto"/>
+              <w:jc w:val="left"/>
+            </w:pPr>
+            <w:r>
+              <w:rPr>
+                <w:rFonts w:ascii="宋体" w:hAnsi="宋体" w:eastAsia="宋体"/>
+                <w:b w:val="0"/>
+                <w:sz w:val="17"/>
+              </w:rPr>
+              <w:t>合2-上岸北外mjc导师选择.pdf</w:t>
+            </w:r>
+          </w:p>
+          <w:p>
+            <w:pPr>
+              <w:spacing w:before="0" w:after="0" w:line="240" w:lineRule="auto"/>
+            </w:pPr>
+            <w:r>
+              <w:rPr>
+                <w:rFonts w:ascii="宋体" w:hAnsi="宋体" w:eastAsia="宋体"/>
+                <w:b w:val="0"/>
+                <w:color w:val="595959"/>
+                <w:sz w:val="15"/>
+              </w:rPr>
+              <w:t>作者：7.3倍的C6H12O6；DearAliciaaa；第2页补入冰洁ice</w:t>
+            </w:r>
+          </w:p>
+          <w:p>
+            <w:pPr>
+              <w:spacing w:before="0" w:after="0" w:line="240" w:lineRule="auto"/>
+            </w:pPr>
+            <w:r>
+              <w:rPr>
+                <w:rFonts w:ascii="宋体" w:hAnsi="宋体" w:eastAsia="宋体"/>
+                <w:b w:val="0"/>
+                <w:color w:val="595959"/>
+                <w:sz w:val="15"/>
+              </w:rPr>
+              <w:t>PDF：合2-上岸北外mjc导师选择.pdf</w:t>
+            </w:r>
+          </w:p>
+        </w:tc>
+        <w:tc>
+          <w:tcPr>
+            <w:tcW w:type="dxa" w:w="2088"/>
+            <w:vAlign w:val="center"/>
+            <w:shd w:fill="F6F8FA"/>
+          </w:tcPr>
+          <w:p>
+            <w:pPr>
+              <w:spacing w:before="0" w:after="0" w:line="240" w:lineRule="auto"/>
+              <w:jc w:val="left"/>
+            </w:pPr>
+            <w:r>
+              <w:rPr>
+                <w:rFonts w:ascii="宋体" w:hAnsi="宋体" w:eastAsia="宋体"/>
+                <w:b w:val="0"/>
+                <w:sz w:val="17"/>
+              </w:rPr>
+              <w:t>发布：导师答 2020-05-29 10:35；DearAliciaaa 2020-06-15 14:03；冰洁ice 2019-05-04 09:46</w:t>
+              <w:br/>
+              <w:t>编辑：未知</w:t>
+              <w:br/>
+              <w:t>快照：第1页 FireShot 2026-09-15 22:20 UTC；第2页为用户补入截图</w:t>
+            </w:r>
+          </w:p>
+        </w:tc>
+        <w:tc>
+          <w:tcPr>
+            <w:tcW w:type="dxa" w:w="1584"/>
+            <w:vAlign w:val="center"/>
+            <w:shd w:fill="F6F8FA"/>
+          </w:tcPr>
+          <w:p>
+            <w:pPr>
+              <w:spacing w:before="0" w:after="0" w:line="240" w:lineRule="auto"/>
+              <w:jc w:val="center"/>
+            </w:pPr>
+            <w:r>
+              <w:rPr>
+                <w:rFonts w:ascii="宋体" w:hAnsi="宋体" w:eastAsia="宋体"/>
+                <w:b w:val="0"/>
+                <w:sz w:val="17"/>
+              </w:rPr>
+              <w:t>北京外国语大学</w:t>
+            </w:r>
+          </w:p>
+        </w:tc>
+        <w:tc>
+          <w:tcPr>
+            <w:tcW w:type="dxa" w:w="1584"/>
+            <w:vAlign w:val="center"/>
+            <w:shd w:fill="F6F8FA"/>
+          </w:tcPr>
+          <w:p>
+            <w:pPr>
+              <w:spacing w:before="0" w:after="0" w:line="240" w:lineRule="auto"/>
+              <w:jc w:val="center"/>
+            </w:pPr>
+            <w:r>
+              <w:rPr>
+                <w:rFonts w:ascii="宋体" w:hAnsi="宋体" w:eastAsia="宋体"/>
+                <w:b w:val="0"/>
+                <w:sz w:val="17"/>
+              </w:rPr>
+              <w:t>新闻与传播专业硕士（MJC）</w:t>
+            </w:r>
+          </w:p>
+        </w:tc>
+        <w:tc>
+          <w:tcPr>
+            <w:tcW w:type="dxa" w:w="1656"/>
+            <w:vAlign w:val="center"/>
+            <w:shd w:fill="F6F8FA"/>
+          </w:tcPr>
+          <w:p>
+            <w:pPr>
+              <w:spacing w:before="0" w:after="0" w:line="240" w:lineRule="auto"/>
+              <w:jc w:val="center"/>
+            </w:pPr>
+            <w:r>
+              <w:rPr>
+                <w:rFonts w:ascii="宋体" w:hAnsi="宋体" w:eastAsia="宋体"/>
+                <w:b w:val="0"/>
+                <w:sz w:val="17"/>
+              </w:rPr>
+              <w:t>已生成（合2 PDF，已加图）</w:t>
+            </w:r>
+          </w:p>
+        </w:tc>
+      </w:tr>
+      <w:tr>
+        <w:tc>
+          <w:tcPr>
+            <w:tcW w:type="dxa" w:w="720"/>
+            <w:vAlign w:val="center"/>
+          </w:tcPr>
+          <w:p>
+            <w:pPr>
+              <w:spacing w:before="0" w:after="0" w:line="240" w:lineRule="auto"/>
+              <w:jc w:val="center"/>
+            </w:pPr>
+            <w:r>
+              <w:rPr>
+                <w:rFonts w:ascii="宋体" w:hAnsi="宋体" w:eastAsia="宋体"/>
+                <w:b w:val="0"/>
+                <w:sz w:val="17"/>
+              </w:rPr>
+              <w:t>3</w:t>
+            </w:r>
+          </w:p>
+        </w:tc>
+        <w:tc>
+          <w:tcPr>
+            <w:tcW w:type="dxa" w:w="3384"/>
+            <w:vAlign w:val="center"/>
+          </w:tcPr>
+          <w:p>
+            <w:pPr>
+              <w:spacing w:before="0" w:after="0" w:line="240" w:lineRule="auto"/>
+              <w:jc w:val="left"/>
+            </w:pPr>
+            <w:r>
+              <w:rPr>
+                <w:rFonts w:ascii="宋体" w:hAnsi="宋体" w:eastAsia="宋体"/>
+                <w:b w:val="0"/>
+                <w:sz w:val="17"/>
+              </w:rPr>
+              <w:t>mjc-北外新闻与传播专业硕士-知乎直答.docx</w:t>
+            </w:r>
+          </w:p>
+          <w:p>
+            <w:pPr>
+              <w:spacing w:before="0" w:after="0" w:line="240" w:lineRule="auto"/>
+            </w:pPr>
+            <w:r>
+              <w:rPr>
+                <w:rFonts w:ascii="宋体" w:hAnsi="宋体" w:eastAsia="宋体"/>
+                <w:b w:val="0"/>
+                <w:color w:val="595959"/>
+                <w:sz w:val="15"/>
+              </w:rPr>
+              <w:t>作者：知乎直答（检索页 AI 总结）</w:t>
+            </w:r>
+          </w:p>
+          <w:p>
+            <w:pPr>
+              <w:spacing w:before="0" w:after="0" w:line="240" w:lineRule="auto"/>
+            </w:pPr>
+            <w:r>
+              <w:rPr>
+                <w:rFonts w:ascii="宋体" w:hAnsi="宋体" w:eastAsia="宋体"/>
+                <w:b w:val="0"/>
+                <w:color w:val="595959"/>
+                <w:sz w:val="15"/>
+              </w:rPr>
+              <w:t>PDF：mjc-北外新闻与传播专业硕士-知乎直答.pdf</w:t>
+            </w:r>
+          </w:p>
+        </w:tc>
+        <w:tc>
+          <w:tcPr>
+            <w:tcW w:type="dxa" w:w="2088"/>
+            <w:vAlign w:val="center"/>
+          </w:tcPr>
+          <w:p>
+            <w:pPr>
+              <w:spacing w:before="0" w:after="0" w:line="240" w:lineRule="auto"/>
+              <w:jc w:val="left"/>
+            </w:pPr>
+            <w:r>
+              <w:rPr>
+                <w:rFonts w:ascii="宋体" w:hAnsi="宋体" w:eastAsia="宋体"/>
+                <w:b w:val="0"/>
+                <w:sz w:val="17"/>
+              </w:rPr>
+              <w:t>发布：未知（直答页未给日期）</w:t>
+              <w:br/>
+              <w:t>编辑：未知</w:t>
+              <w:br/>
+              <w:t>快照：2026-09-15 22:23 UTC（FireShot 元数据）</w:t>
+            </w:r>
+          </w:p>
+        </w:tc>
+        <w:tc>
+          <w:tcPr>
+            <w:tcW w:type="dxa" w:w="1584"/>
+            <w:vAlign w:val="center"/>
+          </w:tcPr>
+          <w:p>
+            <w:pPr>
+              <w:spacing w:before="0" w:after="0" w:line="240" w:lineRule="auto"/>
+              <w:jc w:val="center"/>
+            </w:pPr>
+            <w:r>
+              <w:rPr>
+                <w:rFonts w:ascii="宋体" w:hAnsi="宋体" w:eastAsia="宋体"/>
+                <w:b w:val="0"/>
+                <w:sz w:val="17"/>
+              </w:rPr>
+              <w:t>北京外国语大学</w:t>
+            </w:r>
+          </w:p>
+        </w:tc>
+        <w:tc>
+          <w:tcPr>
+            <w:tcW w:type="dxa" w:w="1584"/>
+            <w:vAlign w:val="center"/>
+          </w:tcPr>
+          <w:p>
+            <w:pPr>
+              <w:spacing w:before="0" w:after="0" w:line="240" w:lineRule="auto"/>
+              <w:jc w:val="center"/>
+            </w:pPr>
+            <w:r>
+              <w:rPr>
+                <w:rFonts w:ascii="宋体" w:hAnsi="宋体" w:eastAsia="宋体"/>
+                <w:b w:val="0"/>
+                <w:sz w:val="17"/>
+              </w:rPr>
+              <w:t>新闻与传播专业硕士（MJC）</w:t>
+            </w:r>
+          </w:p>
+        </w:tc>
+        <w:tc>
+          <w:tcPr>
+            <w:tcW w:type="dxa" w:w="1656"/>
+            <w:vAlign w:val="center"/>
+          </w:tcPr>
+          <w:p>
+            <w:pPr>
+              <w:spacing w:before="0" w:after="0" w:line="240" w:lineRule="auto"/>
+              <w:jc w:val="center"/>
+            </w:pPr>
+            <w:r>
+              <w:rPr>
+                <w:rFonts w:ascii="宋体" w:hAnsi="宋体" w:eastAsia="宋体"/>
+                <w:b w:val="0"/>
+                <w:sz w:val="17"/>
+              </w:rPr>
+              <w:t>已生成（检索综述）</w:t>
+            </w:r>
+          </w:p>
+        </w:tc>
+      </w:tr>
+      <w:tr>
+        <w:tc>
+          <w:tcPr>
+            <w:tcW w:type="dxa" w:w="720"/>
+            <w:vAlign w:val="center"/>
+            <w:shd w:fill="F6F8FA"/>
+          </w:tcPr>
+          <w:p>
+            <w:pPr>
+              <w:spacing w:before="0" w:after="0" w:line="240" w:lineRule="auto"/>
+              <w:jc w:val="center"/>
+            </w:pPr>
+            <w:r>
+              <w:rPr>
+                <w:rFonts w:ascii="宋体" w:hAnsi="宋体" w:eastAsia="宋体"/>
+                <w:b w:val="0"/>
+                <w:sz w:val="17"/>
+              </w:rPr>
+              <w:t>4</w:t>
+            </w:r>
+          </w:p>
+        </w:tc>
+        <w:tc>
+          <w:tcPr>
+            <w:tcW w:type="dxa" w:w="3384"/>
+            <w:vAlign w:val="center"/>
+            <w:shd w:fill="F6F8FA"/>
+          </w:tcPr>
+          <w:p>
+            <w:pPr>
+              <w:spacing w:before="0" w:after="0" w:line="240" w:lineRule="auto"/>
+              <w:jc w:val="left"/>
+            </w:pPr>
+            <w:r>
+              <w:rPr>
+                <w:rFonts w:ascii="宋体" w:hAnsi="宋体" w:eastAsia="宋体"/>
+                <w:b w:val="0"/>
+                <w:sz w:val="17"/>
+              </w:rPr>
+              <w:t>3北外中政MJC咋选？国新出名叫北外、走211选中政冰洁ice.docx</w:t>
+            </w:r>
+          </w:p>
+          <w:p>
+            <w:pPr>
+              <w:spacing w:before="0" w:after="0" w:line="240" w:lineRule="auto"/>
+            </w:pPr>
+            <w:r>
+              <w:rPr>
+                <w:rFonts w:ascii="宋体" w:hAnsi="宋体" w:eastAsia="宋体"/>
+                <w:b w:val="0"/>
+                <w:color w:val="595959"/>
+                <w:sz w:val="15"/>
+              </w:rPr>
+              <w:t>作者：冰洁ice</w:t>
+            </w:r>
+          </w:p>
+          <w:p>
+            <w:pPr>
+              <w:spacing w:before="0" w:after="0" w:line="240" w:lineRule="auto"/>
+            </w:pPr>
+            <w:r>
+              <w:rPr>
+                <w:rFonts w:ascii="宋体" w:hAnsi="宋体" w:eastAsia="宋体"/>
+                <w:b w:val="0"/>
+                <w:color w:val="595959"/>
+                <w:sz w:val="15"/>
+              </w:rPr>
+              <w:t>PDF：合2-上岸北外mjc导师选择.pdf（第2页）</w:t>
+            </w:r>
+          </w:p>
+        </w:tc>
+        <w:tc>
+          <w:tcPr>
+            <w:tcW w:type="dxa" w:w="2088"/>
+            <w:vAlign w:val="center"/>
+            <w:shd w:fill="F6F8FA"/>
+          </w:tcPr>
+          <w:p>
+            <w:pPr>
+              <w:spacing w:before="0" w:after="0" w:line="240" w:lineRule="auto"/>
+              <w:jc w:val="left"/>
+            </w:pPr>
+            <w:r>
+              <w:rPr>
+                <w:rFonts w:ascii="宋体" w:hAnsi="宋体" w:eastAsia="宋体"/>
+                <w:b w:val="0"/>
+                <w:sz w:val="17"/>
+              </w:rPr>
+              <w:t>发布：2019-05-04 09:46</w:t>
+              <w:br/>
+              <w:t>编辑：未知</w:t>
+              <w:br/>
+              <w:t>快照：用户 2026-09-15 补入</w:t>
+            </w:r>
+          </w:p>
+        </w:tc>
+        <w:tc>
+          <w:tcPr>
+            <w:tcW w:type="dxa" w:w="1584"/>
+            <w:vAlign w:val="center"/>
+            <w:shd w:fill="F6F8FA"/>
+          </w:tcPr>
+          <w:p>
+            <w:pPr>
+              <w:spacing w:before="0" w:after="0" w:line="240" w:lineRule="auto"/>
+              <w:jc w:val="center"/>
+            </w:pPr>
+            <w:r>
+              <w:rPr>
+                <w:rFonts w:ascii="宋体" w:hAnsi="宋体" w:eastAsia="宋体"/>
+                <w:b w:val="0"/>
+                <w:sz w:val="17"/>
+              </w:rPr>
+              <w:t>北京外国语大学；中国政法大学</w:t>
+            </w:r>
+          </w:p>
+        </w:tc>
+        <w:tc>
+          <w:tcPr>
+            <w:tcW w:type="dxa" w:w="1584"/>
+            <w:vAlign w:val="center"/>
+            <w:shd w:fill="F6F8FA"/>
+          </w:tcPr>
+          <w:p>
+            <w:pPr>
+              <w:spacing w:before="0" w:after="0" w:line="240" w:lineRule="auto"/>
+              <w:jc w:val="center"/>
+            </w:pPr>
+            <w:r>
+              <w:rPr>
+                <w:rFonts w:ascii="宋体" w:hAnsi="宋体" w:eastAsia="宋体"/>
+                <w:b w:val="0"/>
+                <w:sz w:val="17"/>
+              </w:rPr>
+              <w:t>新闻与传播专业硕士（MJC）</w:t>
+            </w:r>
+          </w:p>
+        </w:tc>
+        <w:tc>
+          <w:tcPr>
+            <w:tcW w:type="dxa" w:w="1656"/>
+            <w:vAlign w:val="center"/>
+            <w:shd w:fill="F6F8FA"/>
+          </w:tcPr>
+          <w:p>
+            <w:pPr>
+              <w:spacing w:before="0" w:after="0" w:line="240" w:lineRule="auto"/>
+              <w:jc w:val="center"/>
+            </w:pPr>
+            <w:r>
+              <w:rPr>
+                <w:rFonts w:ascii="宋体" w:hAnsi="宋体" w:eastAsia="宋体"/>
+                <w:b w:val="0"/>
+                <w:sz w:val="17"/>
+              </w:rPr>
+              <w:t>已生成（就读文章副本）</w:t>
+            </w:r>
+          </w:p>
+        </w:tc>
+      </w:tr>
+      <w:tr>
+        <w:tc>
+          <w:tcPr>
+            <w:tcW w:type="dxa" w:w="720"/>
+            <w:vAlign w:val="center"/>
+          </w:tcPr>
+          <w:p>
+            <w:pPr>
+              <w:spacing w:before="0" w:after="0" w:line="240" w:lineRule="auto"/>
+              <w:jc w:val="center"/>
+            </w:pPr>
+            <w:r>
+              <w:rPr>
+                <w:rFonts w:ascii="宋体" w:hAnsi="宋体" w:eastAsia="宋体"/>
+                <w:b w:val="0"/>
+                <w:sz w:val="17"/>
+              </w:rPr>
+              <w:t>5</w:t>
+            </w:r>
+          </w:p>
+        </w:tc>
+        <w:tc>
+          <w:tcPr>
+            <w:tcW w:type="dxa" w:w="3384"/>
+            <w:vAlign w:val="center"/>
+          </w:tcPr>
+          <w:p>
+            <w:pPr>
+              <w:spacing w:before="0" w:after="0" w:line="240" w:lineRule="auto"/>
+              <w:jc w:val="left"/>
+            </w:pPr>
+            <w:r>
+              <w:rPr>
+                <w:rFonts w:ascii="宋体" w:hAnsi="宋体" w:eastAsia="宋体"/>
+                <w:b w:val="0"/>
+                <w:sz w:val="17"/>
+              </w:rPr>
+              <w:t>4上岸北外MJC导师咋选？越早联系越不被动7.3倍的C6H12O6.docx</w:t>
+            </w:r>
+          </w:p>
+          <w:p>
+            <w:pPr>
+              <w:spacing w:before="0" w:after="0" w:line="240" w:lineRule="auto"/>
+            </w:pPr>
+            <w:r>
+              <w:rPr>
+                <w:rFonts w:ascii="宋体" w:hAnsi="宋体" w:eastAsia="宋体"/>
+                <w:b w:val="0"/>
+                <w:color w:val="595959"/>
+                <w:sz w:val="15"/>
+              </w:rPr>
+              <w:t>作者：7.3倍的C6H12O6</w:t>
+            </w:r>
+          </w:p>
+          <w:p>
+            <w:pPr>
+              <w:spacing w:before="0" w:after="0" w:line="240" w:lineRule="auto"/>
+            </w:pPr>
+            <w:r>
+              <w:rPr>
+                <w:rFonts w:ascii="宋体" w:hAnsi="宋体" w:eastAsia="宋体"/>
+                <w:b w:val="0"/>
+                <w:color w:val="595959"/>
+                <w:sz w:val="15"/>
+              </w:rPr>
+              <w:t>PDF：合2-上岸北外mjc导师选择.pdf（第1页）</w:t>
+            </w:r>
+          </w:p>
+        </w:tc>
+        <w:tc>
+          <w:tcPr>
+            <w:tcW w:type="dxa" w:w="2088"/>
+            <w:vAlign w:val="center"/>
+          </w:tcPr>
+          <w:p>
+            <w:pPr>
+              <w:spacing w:before="0" w:after="0" w:line="240" w:lineRule="auto"/>
+              <w:jc w:val="left"/>
+            </w:pPr>
+            <w:r>
+              <w:rPr>
+                <w:rFonts w:ascii="宋体" w:hAnsi="宋体" w:eastAsia="宋体"/>
+                <w:b w:val="0"/>
+                <w:sz w:val="17"/>
+              </w:rPr>
+              <w:t>发布：2020-05-29 10:35</w:t>
+              <w:br/>
+              <w:t>编辑：未知</w:t>
+              <w:br/>
+              <w:t>快照：2026-09-15 22:20 UTC</w:t>
+            </w:r>
+          </w:p>
+        </w:tc>
+        <w:tc>
+          <w:tcPr>
+            <w:tcW w:type="dxa" w:w="1584"/>
+            <w:vAlign w:val="center"/>
+          </w:tcPr>
+          <w:p>
+            <w:pPr>
+              <w:spacing w:before="0" w:after="0" w:line="240" w:lineRule="auto"/>
+              <w:jc w:val="center"/>
+            </w:pPr>
+            <w:r>
+              <w:rPr>
+                <w:rFonts w:ascii="宋体" w:hAnsi="宋体" w:eastAsia="宋体"/>
+                <w:b w:val="0"/>
+                <w:sz w:val="17"/>
+              </w:rPr>
+              <w:t>北京外国语大学</w:t>
+            </w:r>
+          </w:p>
+        </w:tc>
+        <w:tc>
+          <w:tcPr>
+            <w:tcW w:type="dxa" w:w="1584"/>
+            <w:vAlign w:val="center"/>
+          </w:tcPr>
+          <w:p>
+            <w:pPr>
+              <w:spacing w:before="0" w:after="0" w:line="240" w:lineRule="auto"/>
+              <w:jc w:val="center"/>
+            </w:pPr>
+            <w:r>
+              <w:rPr>
+                <w:rFonts w:ascii="宋体" w:hAnsi="宋体" w:eastAsia="宋体"/>
+                <w:b w:val="0"/>
+                <w:sz w:val="17"/>
+              </w:rPr>
+              <w:t>新闻与传播专业硕士（MJC）</w:t>
+            </w:r>
+          </w:p>
+        </w:tc>
+        <w:tc>
+          <w:tcPr>
+            <w:tcW w:type="dxa" w:w="1656"/>
+            <w:vAlign w:val="center"/>
+          </w:tcPr>
+          <w:p>
+            <w:pPr>
+              <w:spacing w:before="0" w:after="0" w:line="240" w:lineRule="auto"/>
+              <w:jc w:val="center"/>
+            </w:pPr>
+            <w:r>
+              <w:rPr>
+                <w:rFonts w:ascii="宋体" w:hAnsi="宋体" w:eastAsia="宋体"/>
+                <w:b w:val="0"/>
+                <w:sz w:val="17"/>
+              </w:rPr>
+              <w:t>已生成（就读文章副本）</w:t>
             </w:r>
           </w:p>
         </w:tc>
